--- a/backend/templates/bao-gia-template.docx
+++ b/backend/templates/bao-gia-template.docx
@@ -17,8 +17,8 @@
         <w:tblLook w:val="04A0" w:firstRow="1" w:lastRow="0" w:firstColumn="1" w:lastColumn="0" w:noHBand="0" w:noVBand="1"/>
       </w:tblPr>
       <w:tblGrid>
-        <w:gridCol w:w="2671"/>
-        <w:gridCol w:w="6401"/>
+        <w:gridCol w:w="2763"/>
+        <w:gridCol w:w="6309"/>
       </w:tblGrid>
       <w:tr>
         <w:tc>
@@ -36,6 +36,60 @@
               </w:rPr>
             </w:pPr>
             <w:bookmarkStart w:id="0" w:name="_Hlk224395421"/>
+            <w:r>
+              <w:rPr>
+                <w:rFonts w:ascii="Times New Roman" w:hAnsi="Times New Roman"/>
+                <w:noProof/>
+              </w:rPr>
+              <w:drawing>
+                <wp:inline distT="0" distB="0" distL="0" distR="0" wp14:anchorId="1CF8872E" wp14:editId="0566B71F">
+                  <wp:extent cx="1419225" cy="1419225"/>
+                  <wp:effectExtent l="0" t="0" r="9525" b="9525"/>
+                  <wp:docPr id="252760678" name="Picture 1"/>
+                  <wp:cNvGraphicFramePr>
+                    <a:graphicFrameLocks xmlns:a="http://schemas.openxmlformats.org/drawingml/2006/main" noChangeAspect="1"/>
+                  </wp:cNvGraphicFramePr>
+                  <a:graphic xmlns:a="http://schemas.openxmlformats.org/drawingml/2006/main">
+                    <a:graphicData uri="http://schemas.openxmlformats.org/drawingml/2006/picture">
+                      <pic:pic xmlns:pic="http://schemas.openxmlformats.org/drawingml/2006/picture">
+                        <pic:nvPicPr>
+                          <pic:cNvPr id="0" name="Picture 11"/>
+                          <pic:cNvPicPr>
+                            <a:picLocks noChangeAspect="1" noChangeArrowheads="1"/>
+                          </pic:cNvPicPr>
+                        </pic:nvPicPr>
+                        <pic:blipFill>
+                          <a:blip r:embed="rId8">
+                            <a:extLst>
+                              <a:ext uri="{28A0092B-C50C-407E-A947-70E740481C1C}">
+                                <a14:useLocalDpi xmlns:a14="http://schemas.microsoft.com/office/drawing/2010/main" val="0"/>
+                              </a:ext>
+                            </a:extLst>
+                          </a:blip>
+                          <a:srcRect/>
+                          <a:stretch>
+                            <a:fillRect/>
+                          </a:stretch>
+                        </pic:blipFill>
+                        <pic:spPr bwMode="auto">
+                          <a:xfrm>
+                            <a:off x="0" y="0"/>
+                            <a:ext cx="1419225" cy="1419225"/>
+                          </a:xfrm>
+                          <a:prstGeom prst="rect">
+                            <a:avLst/>
+                          </a:prstGeom>
+                          <a:noFill/>
+                          <a:ln>
+                            <a:noFill/>
+                          </a:ln>
+                        </pic:spPr>
+                      </pic:pic>
+                    </a:graphicData>
+                  </a:graphic>
+                </wp:inline>
+              </w:drawing>
+            </w:r>
           </w:p>
         </w:tc>
         <w:tc>
@@ -142,7 +196,7 @@
               </w:rPr>
               <w:t xml:space="preserve">Website: </w:t>
             </w:r>
-            <w:hyperlink r:id="rId8" w:tgtFrame="_blank" w:history="1">
+            <w:hyperlink r:id="rId9" w:tgtFrame="_blank" w:history="1">
               <w:r>
                 <w:rPr>
                   <w:rStyle w:val="Hyperlink"/>
@@ -168,7 +222,7 @@
               </w:rPr>
               <w:t xml:space="preserve">Email: </w:t>
             </w:r>
-            <w:hyperlink r:id="rId9" w:history="1">
+            <w:hyperlink r:id="rId10" w:history="1">
               <w:r>
                 <w:rPr>
                   <w:rStyle w:val="Hyperlink"/>
@@ -2424,8 +2478,8 @@
       </w:r>
     </w:p>
     <w:sectPr>
-      <w:footerReference w:type="default" r:id="rId10"/>
-      <w:footerReference w:type="first" r:id="rId11"/>
+      <w:footerReference w:type="default" r:id="rId11"/>
+      <w:footerReference w:type="first" r:id="rId12"/>
       <w:pgSz w:w="11907" w:h="16839" w:code="9"/>
       <w:pgMar w:top="1134" w:right="1134" w:bottom="1134" w:left="1701" w:header="720" w:footer="255" w:gutter="0"/>
       <w:cols w:space="720"/>
